--- a/pr-preview/pr-161/chapters/teaching.docx
+++ b/pr-preview/pr-161/chapters/teaching.docx
@@ -15,7 +15,7 @@
         <w:pStyle w:val="Date"/>
       </w:pPr>
       <w:r>
-        <w:t xml:space="preserve">Last modified: 2026-10-09 21:49:22 (PDT)</w:t>
+        <w:t xml:space="preserve">Last modified: 2026-10-09 22:08:11 (PDT)</w:t>
       </w:r>
     </w:p>
     <w:tbl>
@@ -2995,7 +2995,7 @@
         <w:pStyle w:val="FirstParagraph"/>
       </w:pPr>
       <w:r>
-        <w:t xml:space="preserve">This rule applies to all code in teaching materials,</w:t>
+        <w:t xml:space="preserve">This rule applies to all reader-facing code in teaching materials,</w:t>
       </w:r>
       <w:r>
         <w:t xml:space="preserve"> </w:t>
@@ -3020,6 +3020,24 @@
       </w:r>
       <w:r>
         <w:t xml:space="preserve">what the code is doing and why it does it.</w:t>
+      </w:r>
+    </w:p>
+    <w:p>
+      <w:pPr>
+        <w:pStyle w:val="Compact"/>
+        <w:numPr>
+          <w:ilvl w:val="0"/>
+          <w:numId w:val="1008"/>
+        </w:numPr>
+      </w:pPr>
+      <w:r>
+        <w:t xml:space="preserve">Leave out a comment that would give away the solution in an exercise prompt.</w:t>
+      </w:r>
+      <w:r>
+        <w:t xml:space="preserve"> </w:t>
+      </w:r>
+      <w:r>
+        <w:t xml:space="preserve">Add the comments to the solution’s code instead.</w:t>
       </w:r>
     </w:p>
     <w:p>
